--- a/Student_Performance_Decision_System_Report.docx
+++ b/Student_Performance_Decision_System_Report.docx
@@ -212,6 +212,14 @@
             <w:pPr>
               <w:spacing w:after="0"/>
             </w:pPr>
+            <w:r>
+              <w:rPr>
+                <w:b w:val="0"/>
+                <w:i w:val="0"/>
+                <w:sz w:val="21"/>
+              </w:rPr>
+              <w:t>Soorya S</w:t>
+            </w:r>
           </w:p>
         </w:tc>
         <w:tc>
@@ -222,6 +230,14 @@
             <w:pPr>
               <w:spacing w:after="0"/>
             </w:pPr>
+            <w:r>
+              <w:rPr>
+                <w:b w:val="0"/>
+                <w:i w:val="0"/>
+                <w:sz w:val="21"/>
+              </w:rPr>
+              <w:t>RA2612044015063</w:t>
+            </w:r>
           </w:p>
         </w:tc>
       </w:tr>
@@ -257,6 +273,14 @@
             <w:pPr>
               <w:spacing w:after="0"/>
             </w:pPr>
+            <w:r>
+              <w:rPr>
+                <w:b w:val="0"/>
+                <w:i w:val="0"/>
+                <w:sz w:val="21"/>
+              </w:rPr>
+              <w:t>Vadivel</w:t>
+            </w:r>
           </w:p>
         </w:tc>
         <w:tc>
@@ -268,6 +292,14 @@
             <w:pPr>
               <w:spacing w:after="0"/>
             </w:pPr>
+            <w:r>
+              <w:rPr>
+                <w:b w:val="0"/>
+                <w:i w:val="0"/>
+                <w:sz w:val="21"/>
+              </w:rPr>
+              <w:t>RA2612044015100</w:t>
+            </w:r>
           </w:p>
         </w:tc>
       </w:tr>
@@ -328,7 +360,7 @@
           <w:i w:val="0"/>
           <w:sz w:val="22"/>
         </w:rPr>
-        <w:t>Date of submission: ______________________</w:t>
+        <w:t>Date of submission: 31 October 2026</w:t>
       </w:r>
     </w:p>
     <w:p>
